--- a/word_reports/LP_0342_위치_286_The Go.Go;s_Beauty and th.docx
+++ b/word_reports/LP_0342_위치_286_The Go.Go;s_Beauty and th.docx
@@ -4,7 +4,7 @@
   <w:body>
     <w:p>
       <w:pPr>
-        <w:spacing w:after="280"/>
+        <w:spacing w:after="80"/>
       </w:pPr>
       <w:r>
         <w:rPr w:rFonts="맑은 고딕">
@@ -13,94 +13,47 @@
           <w:color w:val="1E3A8A"/>
           <w:sz w:val="30"/>
         </w:rPr>
-        <w:t>[286] The Go.Go;s - Beauty and the Beat</w:t>
+        <w:t>The Go.Go;s (Go.Go;s) - Beauty and the Beat</w:t>
       </w:r>
     </w:p>
     <w:p>
       <w:pPr>
-        <w:spacing w:after="320"/>
+        <w:spacing w:after="240"/>
       </w:pPr>
       <w:r>
         <w:rPr w:rFonts="맑은 고딕">
           <w:rFonts w:ascii="맑은 고딕" w:hAnsi="맑은 고딕" w:eastAsia="맑은 고딕"/>
           <w:b/>
-          <w:sz w:val="20"/>
+          <w:color w:val="4B5563"/>
+          <w:sz w:val="22"/>
         </w:rPr>
-        <w:t>■ 위치 : 286</w:t>
-        <w:br/>
-      </w:r>
-      <w:r>
-        <w:rPr w:rFonts="맑은 고딕">
-          <w:rFonts w:ascii="맑은 고딕" w:hAnsi="맑은 고딕" w:eastAsia="맑은 고딕"/>
-          <w:b/>
-          <w:sz w:val="20"/>
-        </w:rPr>
-        <w:t>■ 아티스트 : The Go.Go;s</w:t>
-        <w:br/>
-      </w:r>
-      <w:r>
-        <w:rPr w:rFonts="맑은 고딕">
-          <w:rFonts w:ascii="맑은 고딕" w:hAnsi="맑은 고딕" w:eastAsia="맑은 고딕"/>
-          <w:b/>
-          <w:sz w:val="20"/>
-        </w:rPr>
-        <w:t>■ 앨범명 : Beauty and the Beat</w:t>
-        <w:br/>
-      </w:r>
-      <w:r>
-        <w:rPr w:rFonts="맑은 고딕">
-          <w:rFonts w:ascii="맑은 고딕" w:hAnsi="맑은 고딕" w:eastAsia="맑은 고딕"/>
-          <w:b w:val="0"/>
-          <w:sz w:val="20"/>
-        </w:rPr>
-        <w:t>■ 음반 레이블 : IRS Records</w:t>
-        <w:br/>
-      </w:r>
-      <w:r>
-        <w:rPr w:rFonts="맑은 고딕">
-          <w:rFonts w:ascii="맑은 고딕" w:hAnsi="맑은 고딕" w:eastAsia="맑은 고딕"/>
-          <w:b w:val="0"/>
-          <w:sz w:val="20"/>
-        </w:rPr>
-        <w:t>■ 발매년도 : 1981</w:t>
-        <w:br/>
-      </w:r>
-      <w:r>
-        <w:rPr w:rFonts="맑은 고딕">
-          <w:rFonts w:ascii="맑은 고딕" w:hAnsi="맑은 고딕" w:eastAsia="맑은 고딕"/>
-          <w:b w:val="0"/>
-          <w:sz w:val="20"/>
-        </w:rPr>
-        <w:t>■ 장르 : 뉴 웨이브 (New Wave), 파워 팝 (Power Pop), 팝 펑크 (Pop Punk)</w:t>
-        <w:br/>
-      </w:r>
-      <w:r>
-        <w:rPr w:rFonts="맑은 고딕">
-          <w:rFonts w:ascii="맑은 고딕" w:hAnsi="맑은 고딕" w:eastAsia="맑은 고딕"/>
-          <w:b w:val="0"/>
-          <w:sz w:val="20"/>
-        </w:rPr>
-        <w:t>■ 주요 수록곡 : 1. Our Lips Are Sealed</w:t>
-        <w:br/>
+        <w:t>위치 :  286</w:t>
       </w:r>
     </w:p>
     <w:p>
       <w:pPr>
-        <w:spacing w:after="160"/>
+        <w:spacing w:line="324" w:lineRule="auto" w:before="80" w:after="160"/>
       </w:pPr>
       <w:r>
         <w:rPr w:rFonts="맑은 고딕">
           <w:rFonts w:ascii="맑은 고딕" w:hAnsi="맑은 고딕" w:eastAsia="맑은 고딕"/>
           <w:b/>
           <w:color w:val="1F2937"/>
-          <w:sz w:val="24"/>
+          <w:sz w:val="22"/>
         </w:rPr>
-        <w:t>■ 음반 해설 및 감상 가이드</w:t>
+        <w:t xml:space="preserve">[음반 소개] </w:t>
+      </w:r>
+      <w:r>
+        <w:rPr w:rFonts="맑은 고딕">
+          <w:rFonts w:ascii="맑은 고딕" w:hAnsi="맑은 고딕" w:eastAsia="맑은 고딕"/>
+          <w:b w:val="0"/>
+          <w:sz w:val="21"/>
+        </w:rPr>
       </w:r>
     </w:p>
     <w:p>
       <w:pPr>
-        <w:spacing w:line="312" w:lineRule="auto" w:after="120"/>
+        <w:spacing w:line="324" w:lineRule="auto" w:after="120"/>
       </w:pPr>
       <w:r>
         <w:rPr w:rFonts="맑은 고딕">
@@ -108,51 +61,516 @@
           <w:b w:val="0"/>
           <w:sz w:val="21"/>
         </w:rPr>
-        <w:t>1981년에 발매된 고고스(The Go-Go's)의 데뷔 앨범 《Beauty and the Beat》는 여성 록 밴드 역사에 굵직한 궤적을 남긴 이정표적인 명반입니다. 멤버들이 직접 모든 곡을 작곡하고 악기를 직접 연주하는 순수 여성 그룹으로서는 최초로 미국 빌보드 200 앨범 차트 1위에 오르는 대기록을 세웠습니다. LA의 지하 펑크 클럽 씬에서 출발하여 청량하고 캐치한 멜로디의 뉴 웨이브 사운드로 완벽하게 승화해낸 이 앨범은, 1980년대 초반 대중음악계에 대단히 신선한 충격과 경쾌한 에너지를 안겨주었습니다.</w:t>
+        <w:t>1980년대 초반, 뉴웨이브의 찬란한 여명 속에서 피어난 더 고고스(The Go-Go's)의 데뷔작 《Beauty and the Beat》는 대중음악사에 굵직한 분기점을 남긴 기념비적인 명반입니다. 여성 멤버들 스스로 악기를 연주하고 직접 곡을 써 내려간 이 앨범은 빌보드 앨범 차트 정상에 오른 최초의 올 피메일(All-female) 밴드 음반이라는 전무후무한 신화를 아로새겼습니다. LA 펑크의 반항적인 야성과 캘리포니아의 눈부신 햇살을 머금은 파워 팝의 낭만이 절묘하게 교차하며, 세대를 초월한 청춘의 찬가를 들려줍니다. 세월이 흘러도 퇴색하지 않는 청량한 멜로디는 아날로그 바이닐의 소리골을 타고 오늘날에도 여전히 찬란한 생명력으로 우리 곁에 머뭅니다.</w:t>
       </w:r>
     </w:p>
     <w:p>
       <w:pPr>
-        <w:spacing w:line="312" w:lineRule="auto" w:after="120"/>
+        <w:spacing w:line="324" w:lineRule="auto" w:before="200" w:after="80"/>
       </w:pPr>
+      <w:r>
+        <w:rPr w:rFonts="맑은 고딕">
+          <w:rFonts w:ascii="맑은 고딕" w:hAnsi="맑은 고딕" w:eastAsia="맑은 고딕"/>
+          <w:b/>
+          <w:color w:val="1E3A8A"/>
+          <w:sz w:val="24"/>
+        </w:rPr>
+        <w:t>1. 음반 데이터</w:t>
+      </w:r>
+    </w:p>
+    <w:p>
+      <w:pPr>
+        <w:spacing w:line="324" w:lineRule="auto" w:after="80"/>
+      </w:pPr>
+      <w:r>
+        <w:rPr w:rFonts="맑은 고딕">
+          <w:rFonts w:ascii="맑은 고딕" w:hAnsi="맑은 고딕" w:eastAsia="맑은 고딕"/>
+          <w:b w:val="0"/>
+          <w:color w:val="6B7280"/>
+          <w:sz w:val="21"/>
+        </w:rPr>
+        <w:t xml:space="preserve">· </w:t>
+      </w:r>
+      <w:r>
+        <w:rPr w:rFonts="맑은 고딕">
+          <w:rFonts w:ascii="맑은 고딕" w:hAnsi="맑은 고딕" w:eastAsia="맑은 고딕"/>
+          <w:b/>
+          <w:color w:val="1F2937"/>
+          <w:sz w:val="21"/>
+        </w:rPr>
+        <w:t xml:space="preserve">앨범명: </w:t>
+      </w:r>
       <w:r>
         <w:rPr w:rFonts="맑은 고딕">
           <w:rFonts w:ascii="맑은 고딕" w:hAnsi="맑은 고딕" w:eastAsia="맑은 고딕"/>
           <w:b w:val="0"/>
           <w:sz w:val="21"/>
         </w:rPr>
-        <w:t>음악적으로는 1960년대 미국 걸그룹 특유의 달콤한 하모니와 1970년대 펑크 록의 날카로운 에너지를 결합한 동시에, 80년대 특유의 세련된 모던 록 감각을 더했습니다. 벨린다 카라일(Belinda Carlisle)의 매혹적이면서도 당찬 리드 보컬을 중심으로, 샬롯 카페이와 제인 위드린이 자아내는 서프 록 풍의 경쾌한 기타 리프, 그리고 지나 쇼크의 역동적이고 묵직한 드럼 연주가 어우러져 한순간도 지루할 틈 없는 완벽한 조화를 이룹니다.</w:t>
+        <w:t>Beauty and the Beat</w:t>
       </w:r>
     </w:p>
     <w:p>
       <w:pPr>
-        <w:spacing w:line="312" w:lineRule="auto" w:after="120"/>
+        <w:spacing w:line="324" w:lineRule="auto" w:after="80"/>
       </w:pPr>
+      <w:r>
+        <w:rPr w:rFonts="맑은 고딕">
+          <w:rFonts w:ascii="맑은 고딕" w:hAnsi="맑은 고딕" w:eastAsia="맑은 고딕"/>
+          <w:b w:val="0"/>
+          <w:color w:val="6B7280"/>
+          <w:sz w:val="21"/>
+        </w:rPr>
+        <w:t xml:space="preserve">· </w:t>
+      </w:r>
+      <w:r>
+        <w:rPr w:rFonts="맑은 고딕">
+          <w:rFonts w:ascii="맑은 고딕" w:hAnsi="맑은 고딕" w:eastAsia="맑은 고딕"/>
+          <w:b/>
+          <w:color w:val="1F2937"/>
+          <w:sz w:val="21"/>
+        </w:rPr>
+        <w:t xml:space="preserve">아티스트: </w:t>
+      </w:r>
       <w:r>
         <w:rPr w:rFonts="맑은 고딕">
           <w:rFonts w:ascii="맑은 고딕" w:hAnsi="맑은 고딕" w:eastAsia="맑은 고딕"/>
           <w:b w:val="0"/>
           <w:sz w:val="21"/>
         </w:rPr>
-        <w:t>앨범을 대표하는 시그니처 트랙 'Our Lips Are Sealed'는 멜로디의 미학이 돋보이는 곡으로, 절제되면서도 스타일리시한 감성을 자랑합니다. 뒤이어 폭발적인 비트로 무장한 'We Got the Beat'는 거부할 수 없는 리듬감과 댄서블한 에너지를 선사하며 앨범의 하이라이트를 장식합니다. 또한 'Lust to Love'와 'How Much More' 같은 수록곡에서는 파워 팝 특유의 질주감과 서정적인 멜로디 라인이 조화를 이루어, 밴드의 뛰어난 송라이팅 역량을 여실히 증명해 줍니다.</w:t>
+        <w:t>The Go.Go;s (Go.Go;s)</w:t>
       </w:r>
     </w:p>
     <w:p>
       <w:pPr>
-        <w:spacing w:line="312" w:lineRule="auto" w:after="120"/>
+        <w:spacing w:line="324" w:lineRule="auto" w:after="80"/>
       </w:pPr>
+      <w:r>
+        <w:rPr w:rFonts="맑은 고딕">
+          <w:rFonts w:ascii="맑은 고딕" w:hAnsi="맑은 고딕" w:eastAsia="맑은 고딕"/>
+          <w:b w:val="0"/>
+          <w:color w:val="6B7280"/>
+          <w:sz w:val="21"/>
+        </w:rPr>
+        <w:t xml:space="preserve">· </w:t>
+      </w:r>
+      <w:r>
+        <w:rPr w:rFonts="맑은 고딕">
+          <w:rFonts w:ascii="맑은 고딕" w:hAnsi="맑은 고딕" w:eastAsia="맑은 고딕"/>
+          <w:b/>
+          <w:color w:val="1F2937"/>
+          <w:sz w:val="21"/>
+        </w:rPr>
+        <w:t xml:space="preserve">발매 정보: </w:t>
+      </w:r>
       <w:r>
         <w:rPr w:rFonts="맑은 고딕">
           <w:rFonts w:ascii="맑은 고딕" w:hAnsi="맑은 고딕" w:eastAsia="맑은 고딕"/>
           <w:b w:val="0"/>
           <w:sz w:val="21"/>
         </w:rPr>
-        <w:t>《Beauty and the Beat》는 단순한 대중적 성공을 넘어 여성 뮤지션들의 음악적 자립과 주도권을 입증해 낸 팝 음악사의 소중한 유산입니다. LP의 그루브를 통해 전달되는 아날로그 특유의 생생한 드럼 타격감과 리드미컬한 기타 사운드는 이 음반이 지닌 청량함을 한층 더 극대화해 줍니다. 80년대 뉴 웨이브 및 파워 팝의 정수를 만끽하고 싶은 음악 애호가들에게 영원히 기억될 불후의 명반입니다.</w:t>
+        <w:t>1981년 7월 전설적인 인디 레이블 I.R.S. 레코즈를 통해 발매된 본작은, 언더그라운드 클럽 신에서 담금질된 밴드의 원초적 에너지에 세련된 뉴웨이브 감각을 덧입혀 팝 음악의 새로운 지평을 열어젖힌 역사적 데뷔 음반입니다.</w:t>
+      </w:r>
+    </w:p>
+    <w:p>
+      <w:pPr>
+        <w:spacing w:line="324" w:lineRule="auto" w:after="80"/>
+      </w:pPr>
+      <w:r>
+        <w:rPr w:rFonts="맑은 고딕">
+          <w:rFonts w:ascii="맑은 고딕" w:hAnsi="맑은 고딕" w:eastAsia="맑은 고딕"/>
+          <w:b w:val="0"/>
+          <w:color w:val="6B7280"/>
+          <w:sz w:val="21"/>
+        </w:rPr>
+        <w:t xml:space="preserve">· </w:t>
+      </w:r>
+      <w:r>
+        <w:rPr w:rFonts="맑은 고딕">
+          <w:rFonts w:ascii="맑은 고딕" w:hAnsi="맑은 고딕" w:eastAsia="맑은 고딕"/>
+          <w:b/>
+          <w:color w:val="1F2937"/>
+          <w:sz w:val="21"/>
+        </w:rPr>
+        <w:t xml:space="preserve">LP 인기도(판매량): </w:t>
+      </w:r>
+      <w:r>
+        <w:rPr w:rFonts="맑은 고딕">
+          <w:rFonts w:ascii="맑은 고딕" w:hAnsi="맑은 고딕" w:eastAsia="맑은 고딕"/>
+          <w:b w:val="0"/>
+          <w:sz w:val="21"/>
+        </w:rPr>
+        <w:t>1982년 벽두에 빌보드 200 차트 정상에 등극하여 6주 연속 1위를 지키는 파란을 일으켰으며, 전미 음반 산업 협회(RIAA)로부터 더블 플래티넘(200만 장 이상 판매) 인증을 획득하는 등 상업적으로도 눈부신 성공을 거두었습니다.</w:t>
+      </w:r>
+    </w:p>
+    <w:p>
+      <w:pPr>
+        <w:spacing w:line="324" w:lineRule="auto" w:after="80"/>
+      </w:pPr>
+      <w:r>
+        <w:rPr w:rFonts="맑은 고딕">
+          <w:rFonts w:ascii="맑은 고딕" w:hAnsi="맑은 고딕" w:eastAsia="맑은 고딕"/>
+          <w:b w:val="0"/>
+          <w:color w:val="6B7280"/>
+          <w:sz w:val="21"/>
+        </w:rPr>
+        <w:t xml:space="preserve">· </w:t>
+      </w:r>
+      <w:r>
+        <w:rPr w:rFonts="맑은 고딕">
+          <w:rFonts w:ascii="맑은 고딕" w:hAnsi="맑은 고딕" w:eastAsia="맑은 고딕"/>
+          <w:b/>
+          <w:color w:val="1F2937"/>
+          <w:sz w:val="21"/>
+        </w:rPr>
+        <w:t xml:space="preserve">각종 수상경력: </w:t>
+      </w:r>
+      <w:r>
+        <w:rPr w:rFonts="맑은 고딕">
+          <w:rFonts w:ascii="맑은 고딕" w:hAnsi="맑은 고딕" w:eastAsia="맑은 고딕"/>
+          <w:b w:val="0"/>
+          <w:sz w:val="21"/>
+        </w:rPr>
+        <w:t>제24회 그래미 어워드 '최우수 신인상(Best New Artist)' 부문에 노미네이트되었으며, 롤링 스톤 선정 '역사상 가장 위대한 앨범 500선'에 이름을 올리며 평단과 음악계로부터 영원히 바래지 않을 권위를 인정받았습니다.</w:t>
+      </w:r>
+    </w:p>
+    <w:p>
+      <w:pPr>
+        <w:spacing w:line="324" w:lineRule="auto" w:before="200" w:after="80"/>
+      </w:pPr>
+      <w:r>
+        <w:rPr w:rFonts="맑은 고딕">
+          <w:rFonts w:ascii="맑은 고딕" w:hAnsi="맑은 고딕" w:eastAsia="맑은 고딕"/>
+          <w:b/>
+          <w:color w:val="1E3A8A"/>
+          <w:sz w:val="24"/>
+        </w:rPr>
+        <w:t>2. 아티스트 정보</w:t>
+      </w:r>
+    </w:p>
+    <w:p>
+      <w:pPr>
+        <w:spacing w:line="324" w:lineRule="auto" w:after="80"/>
+      </w:pPr>
+      <w:r>
+        <w:rPr w:rFonts="맑은 고딕">
+          <w:rFonts w:ascii="맑은 고딕" w:hAnsi="맑은 고딕" w:eastAsia="맑은 고딕"/>
+          <w:b w:val="0"/>
+          <w:color w:val="6B7280"/>
+          <w:sz w:val="21"/>
+        </w:rPr>
+        <w:t xml:space="preserve">· </w:t>
+      </w:r>
+      <w:r>
+        <w:rPr w:rFonts="맑은 고딕">
+          <w:rFonts w:ascii="맑은 고딕" w:hAnsi="맑은 고딕" w:eastAsia="맑은 고딕"/>
+          <w:b/>
+          <w:color w:val="1F2937"/>
+          <w:sz w:val="21"/>
+        </w:rPr>
+        <w:t xml:space="preserve">국적: </w:t>
+      </w:r>
+      <w:r>
+        <w:rPr w:rFonts="맑은 고딕">
+          <w:rFonts w:ascii="맑은 고딕" w:hAnsi="맑은 고딕" w:eastAsia="맑은 고딕"/>
+          <w:b w:val="0"/>
+          <w:sz w:val="21"/>
+        </w:rPr>
+        <w:t>미국 (로스앤젤레스, 캘리포니아)</w:t>
+      </w:r>
+    </w:p>
+    <w:p>
+      <w:pPr>
+        <w:spacing w:line="324" w:lineRule="auto" w:after="80"/>
+      </w:pPr>
+      <w:r>
+        <w:rPr w:rFonts="맑은 고딕">
+          <w:rFonts w:ascii="맑은 고딕" w:hAnsi="맑은 고딕" w:eastAsia="맑은 고딕"/>
+          <w:b w:val="0"/>
+          <w:color w:val="6B7280"/>
+          <w:sz w:val="21"/>
+        </w:rPr>
+        <w:t xml:space="preserve">· </w:t>
+      </w:r>
+      <w:r>
+        <w:rPr w:rFonts="맑은 고딕">
+          <w:rFonts w:ascii="맑은 고딕" w:hAnsi="맑은 고딕" w:eastAsia="맑은 고딕"/>
+          <w:b/>
+          <w:color w:val="1F2937"/>
+          <w:sz w:val="21"/>
+        </w:rPr>
+        <w:t xml:space="preserve">생몰년도: </w:t>
+      </w:r>
+      <w:r>
+        <w:rPr w:rFonts="맑은 고딕">
+          <w:rFonts w:ascii="맑은 고딕" w:hAnsi="맑은 고딕" w:eastAsia="맑은 고딕"/>
+          <w:b w:val="0"/>
+          <w:sz w:val="21"/>
+        </w:rPr>
+        <w:t>1978년 결성</w:t>
+      </w:r>
+    </w:p>
+    <w:p>
+      <w:pPr>
+        <w:spacing w:line="324" w:lineRule="auto" w:after="80"/>
+      </w:pPr>
+      <w:r>
+        <w:rPr w:rFonts="맑은 고딕">
+          <w:rFonts w:ascii="맑은 고딕" w:hAnsi="맑은 고딕" w:eastAsia="맑은 고딕"/>
+          <w:b w:val="0"/>
+          <w:color w:val="6B7280"/>
+          <w:sz w:val="21"/>
+        </w:rPr>
+        <w:t xml:space="preserve">· </w:t>
+      </w:r>
+      <w:r>
+        <w:rPr w:rFonts="맑은 고딕">
+          <w:rFonts w:ascii="맑은 고딕" w:hAnsi="맑은 고딕" w:eastAsia="맑은 고딕"/>
+          <w:b/>
+          <w:color w:val="1F2937"/>
+          <w:sz w:val="21"/>
+        </w:rPr>
+        <w:t xml:space="preserve">그룹 소속: </w:t>
+      </w:r>
+      <w:r>
+        <w:rPr w:rFonts="맑은 고딕">
+          <w:rFonts w:ascii="맑은 고딕" w:hAnsi="맑은 고딕" w:eastAsia="맑은 고딕"/>
+          <w:b w:val="0"/>
+          <w:sz w:val="21"/>
+        </w:rPr>
+        <w:t>5인조 여성 록 밴드 (벨린다 칼라일, 제인 위들린, 샬럿 캐피, 지나 쇼크, 캐시 발렌타인)</w:t>
+      </w:r>
+    </w:p>
+    <w:p>
+      <w:pPr>
+        <w:spacing w:line="324" w:lineRule="auto" w:after="80"/>
+      </w:pPr>
+      <w:r>
+        <w:rPr w:rFonts="맑은 고딕">
+          <w:rFonts w:ascii="맑은 고딕" w:hAnsi="맑은 고딕" w:eastAsia="맑은 고딕"/>
+          <w:b w:val="0"/>
+          <w:color w:val="6B7280"/>
+          <w:sz w:val="21"/>
+        </w:rPr>
+        <w:t xml:space="preserve">· </w:t>
+      </w:r>
+      <w:r>
+        <w:rPr w:rFonts="맑은 고딕">
+          <w:rFonts w:ascii="맑은 고딕" w:hAnsi="맑은 고딕" w:eastAsia="맑은 고딕"/>
+          <w:b/>
+          <w:color w:val="1F2937"/>
+          <w:sz w:val="21"/>
+        </w:rPr>
+        <w:t xml:space="preserve">아티스트 소개: </w:t>
+      </w:r>
+      <w:r>
+        <w:rPr w:rFonts="맑은 고딕">
+          <w:rFonts w:ascii="맑은 고딕" w:hAnsi="맑은 고딕" w:eastAsia="맑은 고딕"/>
+          <w:b w:val="0"/>
+          <w:sz w:val="21"/>
+        </w:rPr>
+        <w:t>1970년대 후반 LA 펑크 록의 뜨거운 토양에서 자생한 더 고고스는 기획사의 손길을 거치지 않고 독자적인 송라이팅과 연주력으로 무장했던 독보적인 밴드입니다. 남성 중심적이었던 당대 록 음악계의 두터운 장벽을 유쾌하게 허물어뜨리며, 후대 수많은 여성 뮤지션들에게 당당한 음악적 주체로서의 길을 열어준 위대한 선구자들입니다.</w:t>
+      </w:r>
+    </w:p>
+    <w:p>
+      <w:pPr>
+        <w:spacing w:line="324" w:lineRule="auto" w:before="200" w:after="80"/>
+      </w:pPr>
+      <w:r>
+        <w:rPr w:rFonts="맑은 고딕">
+          <w:rFonts w:ascii="맑은 고딕" w:hAnsi="맑은 고딕" w:eastAsia="맑은 고딕"/>
+          <w:b/>
+          <w:color w:val="1E3A8A"/>
+          <w:sz w:val="24"/>
+        </w:rPr>
+        <w:t>3. 음반 상세 분석</w:t>
+      </w:r>
+    </w:p>
+    <w:p>
+      <w:pPr>
+        <w:spacing w:line="324" w:lineRule="auto" w:after="80"/>
+      </w:pPr>
+      <w:r>
+        <w:rPr w:rFonts="맑은 고딕">
+          <w:rFonts w:ascii="맑은 고딕" w:hAnsi="맑은 고딕" w:eastAsia="맑은 고딕"/>
+          <w:b w:val="0"/>
+          <w:color w:val="6B7280"/>
+          <w:sz w:val="21"/>
+        </w:rPr>
+        <w:t xml:space="preserve">· </w:t>
+      </w:r>
+      <w:r>
+        <w:rPr w:rFonts="맑은 고딕">
+          <w:rFonts w:ascii="맑은 고딕" w:hAnsi="맑은 고딕" w:eastAsia="맑은 고딕"/>
+          <w:b/>
+          <w:color w:val="1F2937"/>
+          <w:sz w:val="21"/>
+        </w:rPr>
+        <w:t xml:space="preserve">역사적 위치: </w:t>
+      </w:r>
+      <w:r>
+        <w:rPr w:rFonts="맑은 고딕">
+          <w:rFonts w:ascii="맑은 고딕" w:hAnsi="맑은 고딕" w:eastAsia="맑은 고딕"/>
+          <w:b w:val="0"/>
+          <w:sz w:val="21"/>
+        </w:rPr>
+        <w:t>본 앨범은 펑크의 거친 호흡을 낭만적인 팝 멜로디 속에 완벽히 용해해 냄으로써 파워 팝과 뉴웨이브 사운드의 정점을 보여준 걸작입니다. 전곡을 멤버들이 직접 작사·작곡하고 악기를 연주하여 빌보드 정상을 차지한 역사상 최초이자 유일한 여성 록 밴드의 작품이라는 점은 이 음반에 불멸의 음악사적 가치를 부여합니다.</w:t>
+      </w:r>
+    </w:p>
+    <w:p>
+      <w:pPr>
+        <w:spacing w:line="324" w:lineRule="auto" w:after="80"/>
+      </w:pPr>
+      <w:r>
+        <w:rPr w:rFonts="맑은 고딕">
+          <w:rFonts w:ascii="맑은 고딕" w:hAnsi="맑은 고딕" w:eastAsia="맑은 고딕"/>
+          <w:b w:val="0"/>
+          <w:color w:val="6B7280"/>
+          <w:sz w:val="21"/>
+        </w:rPr>
+        <w:t xml:space="preserve">· </w:t>
+      </w:r>
+      <w:r>
+        <w:rPr w:rFonts="맑은 고딕">
+          <w:rFonts w:ascii="맑은 고딕" w:hAnsi="맑은 고딕" w:eastAsia="맑은 고딕"/>
+          <w:b/>
+          <w:color w:val="1F2937"/>
+          <w:sz w:val="21"/>
+        </w:rPr>
+        <w:t xml:space="preserve">시대의 흔적(스토리텔링): </w:t>
+      </w:r>
+      <w:r>
+        <w:rPr w:rFonts="맑은 고딕">
+          <w:rFonts w:ascii="맑은 고딕" w:hAnsi="맑은 고딕" w:eastAsia="맑은 고딕"/>
+          <w:b w:val="0"/>
+          <w:sz w:val="21"/>
+        </w:rPr>
+        <w:t>1980년대 초반, 디스코의 퇴장과 MTV의 탄생이라는 격변기 속에서 방황하던 청춘들에게 이들의 음악은 한 줄기 싱그러운 해방구였습니다. 앨범 재킷 속 머리에 수건을 두르고 머드팩을 한 채 장난스럽게 웃고 있는 소녀들의 모습처럼, 억압되지 않은 자유분방함과 낙천적인 캘리포니아의 공기가 앨범 전체를 관통하며 그 시절 젊음의 순수한 열망을 고스란히 웅변합니다.</w:t>
+      </w:r>
+    </w:p>
+    <w:p>
+      <w:pPr>
+        <w:spacing w:line="324" w:lineRule="auto" w:before="200" w:after="80"/>
+      </w:pPr>
+      <w:r>
+        <w:rPr w:rFonts="맑은 고딕">
+          <w:rFonts w:ascii="맑은 고딕" w:hAnsi="맑은 고딕" w:eastAsia="맑은 고딕"/>
+          <w:b/>
+          <w:color w:val="1E3A8A"/>
+          <w:sz w:val="24"/>
+        </w:rPr>
+        <w:t>4. 주요 수록곡 및 감상 제언</w:t>
+      </w:r>
+    </w:p>
+    <w:p>
+      <w:pPr>
+        <w:spacing w:line="324" w:lineRule="auto" w:after="80"/>
+      </w:pPr>
+      <w:r>
+        <w:rPr w:rFonts="맑은 고딕">
+          <w:rFonts w:ascii="맑은 고딕" w:hAnsi="맑은 고딕" w:eastAsia="맑은 고딕"/>
+          <w:b w:val="0"/>
+          <w:color w:val="6B7280"/>
+          <w:sz w:val="21"/>
+        </w:rPr>
+        <w:t xml:space="preserve">· </w:t>
+      </w:r>
+      <w:r>
+        <w:rPr w:rFonts="맑은 고딕">
+          <w:rFonts w:ascii="맑은 고딕" w:hAnsi="맑은 고딕" w:eastAsia="맑은 고딕"/>
+          <w:b/>
+          <w:color w:val="1F2937"/>
+          <w:sz w:val="21"/>
+        </w:rPr>
+        <w:t xml:space="preserve">주요 수록곡 특징: </w:t>
+      </w:r>
+      <w:r>
+        <w:rPr w:rFonts="맑은 고딕">
+          <w:rFonts w:ascii="맑은 고딕" w:hAnsi="맑은 고딕" w:eastAsia="맑은 고딕"/>
+          <w:b w:val="0"/>
+          <w:sz w:val="21"/>
+        </w:rPr>
+        <w:t>더 스페셜스(The Specials)의 테리 홀과 제인 위들린이 공동 작곡하여 서정적인 기타 리프와 아련한 멜로디의 미학을 완성한 'Our Lips Are Sealed'와, 심장을 요동치게 만드는 강렬한 드럼 비트로 80년대 팝의 상징이 된 'We Got the Beat'는 음반의 독보적인 백미입니다. 아울러 감미로운 감상성과 록의 에너지가 유려하게 맞물리는 'Lust to Love'는 이들의 송라이팅이 지닌 깊이와 품격을 여실히 증명합니다.</w:t>
+      </w:r>
+    </w:p>
+    <w:p>
+      <w:pPr>
+        <w:spacing w:line="324" w:lineRule="auto" w:after="80"/>
+      </w:pPr>
+      <w:r>
+        <w:rPr w:rFonts="맑은 고딕">
+          <w:rFonts w:ascii="맑은 고딕" w:hAnsi="맑은 고딕" w:eastAsia="맑은 고딕"/>
+          <w:b w:val="0"/>
+          <w:color w:val="6B7280"/>
+          <w:sz w:val="21"/>
+        </w:rPr>
+        <w:t xml:space="preserve">· </w:t>
+      </w:r>
+      <w:r>
+        <w:rPr w:rFonts="맑은 고딕">
+          <w:rFonts w:ascii="맑은 고딕" w:hAnsi="맑은 고딕" w:eastAsia="맑은 고딕"/>
+          <w:b/>
+          <w:color w:val="1F2937"/>
+          <w:sz w:val="21"/>
+        </w:rPr>
+        <w:t xml:space="preserve">빈티지 감상 제언: </w:t>
+      </w:r>
+      <w:r>
+        <w:rPr w:rFonts="맑은 고딕">
+          <w:rFonts w:ascii="맑은 고딕" w:hAnsi="맑은 고딕" w:eastAsia="맑은 고딕"/>
+          <w:b w:val="0"/>
+          <w:sz w:val="21"/>
+        </w:rPr>
+        <w:t>턴테이블의 카트리지가 바이닐에 닿는 순간 펼쳐지는 탄력적인 베이스와 드럼의 타격감은 디지털 음원으로는 온전히 전할 수 없는 아날로그 특유의 생동감을 선사합니다. 진공관 앰프의 따뜻한 잔향 속에서 울려 퍼지는 벨린다 칼라일의 청량한 음색과 일렉트릭 기타의 맑은 톤은 마치 1981년 햇살 눈부신 해변의 클럽에 와 있는 듯한 환상적인 공간감을 연출합니다.</w:t>
+      </w:r>
+    </w:p>
+    <w:p>
+      <w:pPr>
+        <w:spacing w:line="324" w:lineRule="auto" w:after="80"/>
+      </w:pPr>
+      <w:r>
+        <w:rPr w:rFonts="맑은 고딕">
+          <w:rFonts w:ascii="맑은 고딕" w:hAnsi="맑은 고딕" w:eastAsia="맑은 고딕"/>
+          <w:b w:val="0"/>
+          <w:color w:val="6B7280"/>
+          <w:sz w:val="21"/>
+        </w:rPr>
+        <w:t xml:space="preserve">· </w:t>
+      </w:r>
+      <w:r>
+        <w:rPr w:rFonts="맑은 고딕">
+          <w:rFonts w:ascii="맑은 고딕" w:hAnsi="맑은 고딕" w:eastAsia="맑은 고딕"/>
+          <w:b/>
+          <w:color w:val="1F2937"/>
+          <w:sz w:val="21"/>
+        </w:rPr>
+        <w:t xml:space="preserve">소장 가치: </w:t>
+      </w:r>
+      <w:r>
+        <w:rPr w:rFonts="맑은 고딕">
+          <w:rFonts w:ascii="맑은 고딕" w:hAnsi="맑은 고딕" w:eastAsia="맑은 고딕"/>
+          <w:b w:val="0"/>
+          <w:sz w:val="21"/>
+        </w:rPr>
+        <w:t>대중음악사의 성별 질서를 뒤흔든 혁명적인 기록이자 80년대 뉴웨이브 문화를 시각화한 아이코닉한 앨범 아트를 품고 있어, LP 컬렉터라면 반드시 랙의 중심에 꽂아두어야 할 마스터피스입니다. 시대의 생생한 숨결을 고스란히 담고 있는 오리지널 바이닐의 그윽한 소리골은 세월이 흐를수록 그 가치를 더해갈 것입니다.</w:t>
+      </w:r>
+    </w:p>
+    <w:p>
+      <w:pPr>
+        <w:spacing w:line="324" w:lineRule="auto" w:after="120" w:before="160"/>
+      </w:pPr>
+      <w:r>
+        <w:rPr w:rFonts="맑은 고딕">
+          <w:rFonts w:ascii="맑은 고딕" w:hAnsi="맑은 고딕" w:eastAsia="맑은 고딕"/>
+          <w:b/>
+          <w:color w:val="4338CA"/>
+          <w:sz w:val="21"/>
+        </w:rPr>
+        <w:t>이 음반을 통해 눈부신 80년대 청춘의 심장 박동과 시대를 초월한 멜로디가 전해주는 감동을 다시 한번 경험해 보시는 것은 어떨까요?</w:t>
       </w:r>
     </w:p>
     <w:sectPr>
       <w:pgSz w:w="12240" w:h="15840"/>
-      <w:pgMar w:top="1440" w:right="1440" w:bottom="1440" w:left="1440" w:header="720" w:footer="720" w:gutter="0"/>
+      <w:pgMar w:top="1152" w:right="1296" w:bottom="1152" w:left="1296" w:header="720" w:footer="720" w:gutter="0"/>
       <w:cols w:space="720"/>
       <w:docGrid w:linePitch="360"/>
     </w:sectPr>

--- a/word_reports/LP_0342_위치_286_The Go.Go;s_Beauty and th.docx
+++ b/word_reports/LP_0342_위치_286_The Go.Go;s_Beauty and th.docx
@@ -32,7 +32,7 @@
     </w:p>
     <w:p>
       <w:pPr>
-        <w:spacing w:line="324" w:lineRule="auto" w:before="80" w:after="160"/>
+        <w:spacing w:line="324" w:lineRule="auto" w:before="80" w:after="120"/>
       </w:pPr>
       <w:r>
         <w:rPr w:rFonts="맑은 고딕">
@@ -42,13 +42,6 @@
           <w:sz w:val="22"/>
         </w:rPr>
         <w:t xml:space="preserve">[음반 소개] </w:t>
-      </w:r>
-      <w:r>
-        <w:rPr w:rFonts="맑은 고딕">
-          <w:rFonts w:ascii="맑은 고딕" w:hAnsi="맑은 고딕" w:eastAsia="맑은 고딕"/>
-          <w:b w:val="0"/>
-          <w:sz w:val="21"/>
-        </w:rPr>
       </w:r>
     </w:p>
     <w:p>
@@ -61,7 +54,33 @@
           <w:b w:val="0"/>
           <w:sz w:val="21"/>
         </w:rPr>
-        <w:t>1980년대 초반, 뉴웨이브의 찬란한 여명 속에서 피어난 더 고고스(The Go-Go's)의 데뷔작 《Beauty and the Beat》는 대중음악사에 굵직한 분기점을 남긴 기념비적인 명반입니다. 여성 멤버들 스스로 악기를 연주하고 직접 곡을 써 내려간 이 앨범은 빌보드 앨범 차트 정상에 오른 최초의 올 피메일(All-female) 밴드 음반이라는 전무후무한 신화를 아로새겼습니다. LA 펑크의 반항적인 야성과 캘리포니아의 눈부신 햇살을 머금은 파워 팝의 낭만이 절묘하게 교차하며, 세대를 초월한 청춘의 찬가를 들려줍니다. 세월이 흘러도 퇴색하지 않는 청량한 멜로디는 아날로그 바이닐의 소리골을 타고 오늘날에도 여전히 찬란한 생명력으로 우리 곁에 머뭅니다.</w:t>
+        <w:t>1980년대 초엽, 거칠고 반항적인 언더그라운드 펑크의 잔향이 짙게 배어 있던 로스앤젤레스의 클럽가에서 대중음악사의 흐름을 영원히 바꾸어 놓을 눈부신 혁명이 태동했습니다. 1981년 여름에 발매된 고고스(The Go-Go's)의 데뷔 앨범 《Beauty and the Beat》는 남성 중심적이었던 록 음악계의 견고한 유리천장을 유쾌하고도 강력한 팝 펑크의 에너지로 단숨에 부숴버린 기념비적인 명반입니다. 기획사에 의해 만들어진 유약한 인형이기를 거부하고, 스스로 악기를 쥐고 멜로디를 직조한 다섯 명의 여성 청년들은 이 음반을 통해 당대 팝 씬에 전례 없는 신선한 충격파를 던졌습니다.</w:t>
+      </w:r>
+    </w:p>
+    <w:p>
+      <w:pPr>
+        <w:spacing w:line="324" w:lineRule="auto" w:after="120"/>
+      </w:pPr>
+      <w:r>
+        <w:rPr w:rFonts="맑은 고딕">
+          <w:rFonts w:ascii="맑은 고딕" w:hAnsi="맑은 고딕" w:eastAsia="맑은 고딕"/>
+          <w:b w:val="0"/>
+          <w:sz w:val="21"/>
+        </w:rPr>
+        <w:t>음악적으로 이 앨범은 서프 록의 경쾌한 리듬감과 60년대 걸그룹 팝의 매혹적인 화음, 그리고 70년대 후반 펑크 록의 저돌적인 추진력을 절묘하게 결합해 냈습니다. 전설적인 프로듀서 리처드 고터러(Richard Gottehrer)의 지휘 아래, 벨린다 칼라일의 꾸밈없고 생기 넘치는 보컬과 샬럿 캐피, 제인 위들린의 날렵한 기타 리프, 그리고 지나 쇼크와 캐시 발렌타인이 구축한 단단한 리듬 섹션은 완벽한 화학적 결합을 이룹니다. 앨범 커버 속 머리에 수건을 두르고 머드팩을 바른 채 장난스럽게 웃고 있는 그녀들의 모습처럼, 음악 역시 꾸며낸 엄숙함을 벗어던지고 삶과 젊음의 찰나적 환희를 거침없이 노래합니다.</w:t>
+      </w:r>
+    </w:p>
+    <w:p>
+      <w:pPr>
+        <w:spacing w:line="324" w:lineRule="auto" w:after="120"/>
+      </w:pPr>
+      <w:r>
+        <w:rPr w:rFonts="맑은 고딕">
+          <w:rFonts w:ascii="맑은 고딕" w:hAnsi="맑은 고딕" w:eastAsia="맑은 고딕"/>
+          <w:b w:val="0"/>
+          <w:sz w:val="21"/>
+        </w:rPr>
+        <w:t>《Beauty and the Beat》가 지닌 예술적 진정성은 세월이 흘러도 빛바래지 않는 서정적 울림과 불멸의 생명력에 있습니다. 이 음반에 흐르는 에너지는 단순한 10대의 치기 어린 낙천주의가 아니라, 스스로의 운명을 직접 개척해 나가는 주체적 인간의 건강한 자존감이자 순수한 해방의 선언입니다. 바이닐의 소리골을 타고 흐르는 찬란한 멜로디는 40여 년이 지난 오늘날에도 여전히 푸르른 청춘의 숨결을 머금고 있으며, 음악이 지녀야 할 가장 근원적인 미덕인 ‘벅찬 설렘’을 듣는 이의 가슴속에 아련하고도 강렬하게 되살려 냅니다.</w:t>
       </w:r>
     </w:p>
     <w:p>
@@ -168,7 +187,7 @@
           <w:b w:val="0"/>
           <w:sz w:val="21"/>
         </w:rPr>
-        <w:t>1981년 7월 전설적인 인디 레이블 I.R.S. 레코즈를 통해 발매된 본작은, 언더그라운드 클럽 신에서 담금질된 밴드의 원초적 에너지에 세련된 뉴웨이브 감각을 덧입혀 팝 음악의 새로운 지평을 열어젖힌 역사적 데뷔 음반입니다.</w:t>
+        <w:t>1981년 7월 I.R.S. 레코드를 통해 발매된 밴드의 공식 데뷔 정규 앨범으로, 인디 레이블의 태생적 한계를 극복하고 메이저 팝 시장의 판도를 뒤흔든 역사적 성격을 지닙니다.</w:t>
       </w:r>
     </w:p>
     <w:p>
@@ -199,7 +218,7 @@
           <w:b w:val="0"/>
           <w:sz w:val="21"/>
         </w:rPr>
-        <w:t>1982년 벽두에 빌보드 200 차트 정상에 등극하여 6주 연속 1위를 지키는 파란을 일으켰으며, 전미 음반 산업 협회(RIAA)로부터 더블 플래티넘(200만 장 이상 판매) 인증을 획득하는 등 상업적으로도 눈부신 성공을 거두었습니다.</w:t>
+        <w:t>발매 이듬해인 1982년 초 미국 빌보드 200 앨범 차트 정상에 올라 6주 연속 1위를 지켰으며, 전미 음반 산업 협회(RIAA)로부터 더블 플래티넘(200만 장 이상 판매) 인증을 획득하였습니다.</w:t>
       </w:r>
     </w:p>
     <w:p>
@@ -230,7 +249,7 @@
           <w:b w:val="0"/>
           <w:sz w:val="21"/>
         </w:rPr>
-        <w:t>제24회 그래미 어워드 '최우수 신인상(Best New Artist)' 부문에 노미네이트되었으며, 롤링 스톤 선정 '역사상 가장 위대한 앨범 500선'에 이름을 올리며 평단과 음악계로부터 영원히 바래지 않을 권위를 인정받았습니다.</w:t>
+        <w:t>1982년 제24회 그래미 어워드 ‘최우수 신인상(Best New Artist)’ 후보에 올랐으며, 롤링 스톤 선정 ‘역대 가장 위대한 앨범 500선’ 및 피치포크 ‘1980년대 최고의 앨범’ 목록에 등재되는 등 시대를 초월한 명반으로 공인받고 있습니다.</w:t>
       </w:r>
     </w:p>
     <w:p>
@@ -275,7 +294,7 @@
           <w:b w:val="0"/>
           <w:sz w:val="21"/>
         </w:rPr>
-        <w:t>미국 (로스앤젤레스, 캘리포니아)</w:t>
+        <w:t>미국 (캘리포니아주 로스앤젤레스)</w:t>
       </w:r>
     </w:p>
     <w:p>
@@ -337,7 +356,7 @@
           <w:b w:val="0"/>
           <w:sz w:val="21"/>
         </w:rPr>
-        <w:t>5인조 여성 록 밴드 (벨린다 칼라일, 제인 위들린, 샬럿 캐피, 지나 쇼크, 캐시 발렌타인)</w:t>
+        <w:t>5인조 여성 록/뉴웨이브 밴드</w:t>
       </w:r>
     </w:p>
     <w:p>
@@ -368,7 +387,7 @@
           <w:b w:val="0"/>
           <w:sz w:val="21"/>
         </w:rPr>
-        <w:t>1970년대 후반 LA 펑크 록의 뜨거운 토양에서 자생한 더 고고스는 기획사의 손길을 거치지 않고 독자적인 송라이팅과 연주력으로 무장했던 독보적인 밴드입니다. 남성 중심적이었던 당대 록 음악계의 두터운 장벽을 유쾌하게 허물어뜨리며, 후대 수많은 여성 뮤지션들에게 당당한 음악적 주체로서의 길을 열어준 위대한 선구자들입니다.</w:t>
+        <w:t>펑크 록의 DIY 정신을 바탕으로 멤버 전원이 전곡을 직접 작사·작곡하고 악기를 연주하여 빌보드 앨범 차트 1위를 기록한 팝 역사상 최초의 여성 밴드입니다. 특유의 밝고 경쾌한 멜로디 속에 예리한 음악성을 담아내며 후대 수많은 여성 뮤지션과 모던 록 밴드들에게 지대한 영감을 준 선구자적 존재입니다.</w:t>
       </w:r>
     </w:p>
     <w:p>
@@ -413,7 +432,7 @@
           <w:b w:val="0"/>
           <w:sz w:val="21"/>
         </w:rPr>
-        <w:t>본 앨범은 펑크의 거친 호흡을 낭만적인 팝 멜로디 속에 완벽히 용해해 냄으로써 파워 팝과 뉴웨이브 사운드의 정점을 보여준 걸작입니다. 전곡을 멤버들이 직접 작사·작곡하고 악기를 연주하여 빌보드 정상을 차지한 역사상 최초이자 유일한 여성 록 밴드의 작품이라는 점은 이 음반에 불멸의 음악사적 가치를 부여합니다.</w:t>
+        <w:t>대중음악사에서 여성 뮤지션의 주체성과 밴드 음악의 가능성을 완전히 새로운 지평으로 끌어올린 걸작입니다. 뉴웨이브와 파워 팝의 경계를 허물며 1980년대 초반 미국 팝 음악계의 지각변동을 예고한 결정적 분기점으로 평가받습니다.</w:t>
       </w:r>
     </w:p>
     <w:p>
@@ -444,7 +463,7 @@
           <w:b w:val="0"/>
           <w:sz w:val="21"/>
         </w:rPr>
-        <w:t>1980년대 초반, 디스코의 퇴장과 MTV의 탄생이라는 격변기 속에서 방황하던 청춘들에게 이들의 음악은 한 줄기 싱그러운 해방구였습니다. 앨범 재킷 속 머리에 수건을 두르고 머드팩을 한 채 장난스럽게 웃고 있는 소녀들의 모습처럼, 억압되지 않은 자유분방함과 낙천적인 캘리포니아의 공기가 앨범 전체를 관통하며 그 시절 젊음의 순수한 열망을 고스란히 웅변합니다.</w:t>
+        <w:t>1980년대의 여명기, 베트남 전쟁과 경제 침체의 우울을 털어내고 MTV의 개국과 함께 새로운 시각적·청각적 활력을 갈망하던 당대 청춘들의 자유분방한 정서와 낭만을 고스란히 투영하고 있습니다.</w:t>
       </w:r>
     </w:p>
     <w:p>
@@ -489,7 +508,7 @@
           <w:b w:val="0"/>
           <w:sz w:val="21"/>
         </w:rPr>
-        <w:t>더 스페셜스(The Specials)의 테리 홀과 제인 위들린이 공동 작곡하여 서정적인 기타 리프와 아련한 멜로디의 미학을 완성한 'Our Lips Are Sealed'와, 심장을 요동치게 만드는 강렬한 드럼 비트로 80년대 팝의 상징이 된 'We Got the Beat'는 음반의 독보적인 백미입니다. 아울러 감미로운 감상성과 록의 에너지가 유려하게 맞물리는 'Lust to Love'는 이들의 송라이팅이 지닌 깊이와 품격을 여실히 증명합니다.</w:t>
+        <w:t>비밀스러운 사랑의 설렘을 찰랑이는 기타 팝 사운드로 빚어낸 오프닝 트랙 〈Our Lips Are Sealed〉, 심장을 울리는 드럼 비트와 거부할 수 없는 후렴구로 세대를 초월한 활력을 선사하는 〈We Got the Beat〉, 그리고 멜랑콜리한 펑크 감수성과 탄탄한 멜로디 라인이 돋보이는 숨은 명곡 〈Lust to Love〉 등이 수록되어 있습니다.</w:t>
       </w:r>
     </w:p>
     <w:p>
@@ -520,7 +539,7 @@
           <w:b w:val="0"/>
           <w:sz w:val="21"/>
         </w:rPr>
-        <w:t>턴테이블의 카트리지가 바이닐에 닿는 순간 펼쳐지는 탄력적인 베이스와 드럼의 타격감은 디지털 음원으로는 온전히 전할 수 없는 아날로그 특유의 생동감을 선사합니다. 진공관 앰프의 따뜻한 잔향 속에서 울려 퍼지는 벨린다 칼라일의 청량한 음색과 일렉트릭 기타의 맑은 톤은 마치 1981년 햇살 눈부신 해변의 클럽에 와 있는 듯한 환상적인 공간감을 연출합니다.</w:t>
+        <w:t>디지털 리마스터 음원에서는 느끼기 힘든 LP 특유의 펀치감 있는 베이스와 지나 쇼크의 생동감 넘치는 스네어 드럼 타격감이 일품입니다. 진공관 앰프를 통해 재생할 때 따스한 아날로그 배음이 기타 리프의 날카로움을 부드럽게 감싸 안으며, 마치 1981년 캘리포니아의 클럽 한가운데 서 있는 듯한 현장감 넘치는 공간감을 선사합니다.</w:t>
       </w:r>
     </w:p>
     <w:p>
@@ -551,7 +570,7 @@
           <w:b w:val="0"/>
           <w:sz w:val="21"/>
         </w:rPr>
-        <w:t>대중음악사의 성별 질서를 뒤흔든 혁명적인 기록이자 80년대 뉴웨이브 문화를 시각화한 아이코닉한 앨범 아트를 품고 있어, LP 컬렉터라면 반드시 랙의 중심에 꽂아두어야 할 마스터피스입니다. 시대의 생생한 숨결을 고스란히 담고 있는 오리지널 바이닐의 그윽한 소리골은 세월이 흐를수록 그 가치를 더해갈 것입니다.</w:t>
+        <w:t>여성 록 역사의 불멸의 이정표이자 1980년대 뉴웨이브/파워 팝의 눈부신 정점을 포착한 오리지널리티 덕분에, 아날로그 컬렉터라면 반드시 라이브러리에 갖추어야 할 역사적·음악적 필수 소장반입니다.</w:t>
       </w:r>
     </w:p>
     <w:p>
@@ -565,7 +584,7 @@
           <w:color w:val="4338CA"/>
           <w:sz w:val="21"/>
         </w:rPr>
-        <w:t>이 음반을 통해 눈부신 80년대 청춘의 심장 박동과 시대를 초월한 멜로디가 전해주는 감동을 다시 한번 경험해 보시는 것은 어떨까요?</w:t>
+        <w:t>이 음반을 통해 1980년대 청춘의 싱그러운 활력과 자유로운 영혼이 전해주는 감동을 다시 한번 경험해 보시는 것은 어떨까요?</w:t>
       </w:r>
     </w:p>
     <w:sectPr>
